--- a/ch6/scrncht06.docx
+++ b/ch6/scrncht06.docx
@@ -6,6 +6,209 @@
       <w:pPr>
         <w:ind w:firstLine="720"/>
       </w:pPr>
+      <w:r>
+        <w:drawing>
+          <wp:inline distT="0" distB="0" distL="0" distR="0" wp14:anchorId="08B11B1D" wp14:editId="5E50C34F">
+            <wp:extent cx="5943600" cy="3822700"/>
+            <wp:effectExtent l="0" t="0" r="0" b="6350"/>
+            <wp:docPr id="45512989" name="Picture 1" descr="A screenshot of a computer&#10;&#10;AI-generated content may be incorrect."/>
+            <wp:cNvGraphicFramePr>
+              <a:graphicFrameLocks xmlns:a="http://schemas.openxmlformats.org/drawingml/2006/main" noChangeAspect="1"/>
+            </wp:cNvGraphicFramePr>
+            <a:graphic xmlns:a="http://schemas.openxmlformats.org/drawingml/2006/main">
+              <a:graphicData uri="http://schemas.openxmlformats.org/drawingml/2006/picture">
+                <pic:pic xmlns:pic="http://schemas.openxmlformats.org/drawingml/2006/picture">
+                  <pic:nvPicPr>
+                    <pic:cNvPr id="45512989" name="Picture 1" descr="A screenshot of a computer&#10;&#10;AI-generated content may be incorrect."/>
+                    <pic:cNvPicPr/>
+                  </pic:nvPicPr>
+                  <pic:blipFill>
+                    <a:blip r:embed="rId4"/>
+                    <a:stretch>
+                      <a:fillRect/>
+                    </a:stretch>
+                  </pic:blipFill>
+                  <pic:spPr>
+                    <a:xfrm>
+                      <a:off x="0" y="0"/>
+                      <a:ext cx="5943600" cy="3822700"/>
+                    </a:xfrm>
+                    <a:prstGeom prst="rect">
+                      <a:avLst/>
+                    </a:prstGeom>
+                  </pic:spPr>
+                </pic:pic>
+              </a:graphicData>
+            </a:graphic>
+          </wp:inline>
+        </w:drawing>
+      </w:r>
+      <w:r>
+        <w:lastRenderedPageBreak/>
+        <w:drawing>
+          <wp:inline distT="0" distB="0" distL="0" distR="0" wp14:anchorId="07051371" wp14:editId="0DD290B7">
+            <wp:extent cx="5943600" cy="4644390"/>
+            <wp:effectExtent l="0" t="0" r="0" b="3810"/>
+            <wp:docPr id="1311783625" name="Picture 1" descr="A screenshot of a computer&#10;&#10;AI-generated content may be incorrect."/>
+            <wp:cNvGraphicFramePr>
+              <a:graphicFrameLocks xmlns:a="http://schemas.openxmlformats.org/drawingml/2006/main" noChangeAspect="1"/>
+            </wp:cNvGraphicFramePr>
+            <a:graphic xmlns:a="http://schemas.openxmlformats.org/drawingml/2006/main">
+              <a:graphicData uri="http://schemas.openxmlformats.org/drawingml/2006/picture">
+                <pic:pic xmlns:pic="http://schemas.openxmlformats.org/drawingml/2006/picture">
+                  <pic:nvPicPr>
+                    <pic:cNvPr id="1311783625" name="Picture 1" descr="A screenshot of a computer&#10;&#10;AI-generated content may be incorrect."/>
+                    <pic:cNvPicPr/>
+                  </pic:nvPicPr>
+                  <pic:blipFill>
+                    <a:blip r:embed="rId5"/>
+                    <a:stretch>
+                      <a:fillRect/>
+                    </a:stretch>
+                  </pic:blipFill>
+                  <pic:spPr>
+                    <a:xfrm>
+                      <a:off x="0" y="0"/>
+                      <a:ext cx="5943600" cy="4644390"/>
+                    </a:xfrm>
+                    <a:prstGeom prst="rect">
+                      <a:avLst/>
+                    </a:prstGeom>
+                  </pic:spPr>
+                </pic:pic>
+              </a:graphicData>
+            </a:graphic>
+          </wp:inline>
+        </w:drawing>
+      </w:r>
+    </w:p>
+    <w:p>
+      <w:pPr>
+        <w:ind w:firstLine="720"/>
+      </w:pPr>
+      <w:r>
+        <w:lastRenderedPageBreak/>
+        <w:drawing>
+          <wp:inline distT="0" distB="0" distL="0" distR="0" wp14:anchorId="1D74CD57" wp14:editId="64783FED">
+            <wp:extent cx="5943600" cy="4314825"/>
+            <wp:effectExtent l="0" t="0" r="0" b="9525"/>
+            <wp:docPr id="1144153666" name="Picture 1" descr="A screenshot of a computer&#10;&#10;AI-generated content may be incorrect."/>
+            <wp:cNvGraphicFramePr>
+              <a:graphicFrameLocks xmlns:a="http://schemas.openxmlformats.org/drawingml/2006/main" noChangeAspect="1"/>
+            </wp:cNvGraphicFramePr>
+            <a:graphic xmlns:a="http://schemas.openxmlformats.org/drawingml/2006/main">
+              <a:graphicData uri="http://schemas.openxmlformats.org/drawingml/2006/picture">
+                <pic:pic xmlns:pic="http://schemas.openxmlformats.org/drawingml/2006/picture">
+                  <pic:nvPicPr>
+                    <pic:cNvPr id="1144153666" name="Picture 1" descr="A screenshot of a computer&#10;&#10;AI-generated content may be incorrect."/>
+                    <pic:cNvPicPr/>
+                  </pic:nvPicPr>
+                  <pic:blipFill>
+                    <a:blip r:embed="rId6"/>
+                    <a:stretch>
+                      <a:fillRect/>
+                    </a:stretch>
+                  </pic:blipFill>
+                  <pic:spPr>
+                    <a:xfrm>
+                      <a:off x="0" y="0"/>
+                      <a:ext cx="5943600" cy="4314825"/>
+                    </a:xfrm>
+                    <a:prstGeom prst="rect">
+                      <a:avLst/>
+                    </a:prstGeom>
+                  </pic:spPr>
+                </pic:pic>
+              </a:graphicData>
+            </a:graphic>
+          </wp:inline>
+        </w:drawing>
+      </w:r>
+    </w:p>
+    <w:p>
+      <w:pPr>
+        <w:ind w:firstLine="720"/>
+      </w:pPr>
+      <w:r>
+        <w:drawing>
+          <wp:inline distT="0" distB="0" distL="0" distR="0" wp14:anchorId="38A8C591" wp14:editId="0A5D4F10">
+            <wp:extent cx="5943600" cy="3767455"/>
+            <wp:effectExtent l="0" t="0" r="0" b="4445"/>
+            <wp:docPr id="1552861954" name="Picture 1" descr="A screenshot of a computer&#10;&#10;AI-generated content may be incorrect."/>
+            <wp:cNvGraphicFramePr>
+              <a:graphicFrameLocks xmlns:a="http://schemas.openxmlformats.org/drawingml/2006/main" noChangeAspect="1"/>
+            </wp:cNvGraphicFramePr>
+            <a:graphic xmlns:a="http://schemas.openxmlformats.org/drawingml/2006/main">
+              <a:graphicData uri="http://schemas.openxmlformats.org/drawingml/2006/picture">
+                <pic:pic xmlns:pic="http://schemas.openxmlformats.org/drawingml/2006/picture">
+                  <pic:nvPicPr>
+                    <pic:cNvPr id="1552861954" name="Picture 1" descr="A screenshot of a computer&#10;&#10;AI-generated content may be incorrect."/>
+                    <pic:cNvPicPr/>
+                  </pic:nvPicPr>
+                  <pic:blipFill>
+                    <a:blip r:embed="rId7"/>
+                    <a:stretch>
+                      <a:fillRect/>
+                    </a:stretch>
+                  </pic:blipFill>
+                  <pic:spPr>
+                    <a:xfrm>
+                      <a:off x="0" y="0"/>
+                      <a:ext cx="5943600" cy="3767455"/>
+                    </a:xfrm>
+                    <a:prstGeom prst="rect">
+                      <a:avLst/>
+                    </a:prstGeom>
+                  </pic:spPr>
+                </pic:pic>
+              </a:graphicData>
+            </a:graphic>
+          </wp:inline>
+        </w:drawing>
+      </w:r>
+    </w:p>
+    <w:p>
+      <w:pPr>
+        <w:ind w:firstLine="720"/>
+      </w:pPr>
+      <w:r>
+        <w:lastRenderedPageBreak/>
+        <w:drawing>
+          <wp:inline distT="0" distB="0" distL="0" distR="0" wp14:anchorId="758CAEB1" wp14:editId="12F3C6FB">
+            <wp:extent cx="5943600" cy="3695700"/>
+            <wp:effectExtent l="0" t="0" r="0" b="0"/>
+            <wp:docPr id="132810579" name="Picture 1" descr="A screenshot of a computer error&#10;&#10;AI-generated content may be incorrect."/>
+            <wp:cNvGraphicFramePr>
+              <a:graphicFrameLocks xmlns:a="http://schemas.openxmlformats.org/drawingml/2006/main" noChangeAspect="1"/>
+            </wp:cNvGraphicFramePr>
+            <a:graphic xmlns:a="http://schemas.openxmlformats.org/drawingml/2006/main">
+              <a:graphicData uri="http://schemas.openxmlformats.org/drawingml/2006/picture">
+                <pic:pic xmlns:pic="http://schemas.openxmlformats.org/drawingml/2006/picture">
+                  <pic:nvPicPr>
+                    <pic:cNvPr id="132810579" name="Picture 1" descr="A screenshot of a computer error&#10;&#10;AI-generated content may be incorrect."/>
+                    <pic:cNvPicPr/>
+                  </pic:nvPicPr>
+                  <pic:blipFill>
+                    <a:blip r:embed="rId8"/>
+                    <a:stretch>
+                      <a:fillRect/>
+                    </a:stretch>
+                  </pic:blipFill>
+                  <pic:spPr>
+                    <a:xfrm>
+                      <a:off x="0" y="0"/>
+                      <a:ext cx="5943600" cy="3695700"/>
+                    </a:xfrm>
+                    <a:prstGeom prst="rect">
+                      <a:avLst/>
+                    </a:prstGeom>
+                  </pic:spPr>
+                </pic:pic>
+              </a:graphicData>
+            </a:graphic>
+          </wp:inline>
+        </w:drawing>
+      </w:r>
     </w:p>
     <w:sectPr>
       <w:pgSz w:w="12240" w:h="15840"/>
